--- a/15 แบบประเมินความพึงพอใจ ใหม่.docx
+++ b/15 แบบประเมินความพึงพอใจ ใหม่.docx
@@ -728,7 +728,7 @@
               </wp:anchor>
             </w:drawing>
           </mc:Choice>
-          <mc:Fallback xmlns:w16sdtfl="http://schemas.microsoft.com/office/word/2024/wordml/sdtformatlock" xmlns:w16du="http://schemas.microsoft.com/office/word/2023/wordml/word16du" xmlns:oel="http://schemas.microsoft.com/office/2019/extlst">
+          <mc:Fallback xmlns:oel="http://schemas.microsoft.com/office/2019/extlst" xmlns:w16du="http://schemas.microsoft.com/office/word/2023/wordml/word16du" xmlns:w16sdtfl="http://schemas.microsoft.com/office/word/2024/wordml/sdtformatlock">
             <w:pict>
               <v:line w14:anchorId="237DA779" id="ตัวเชื่อมต่อตรง 1" o:spid="_x0000_s1026" style="position:absolute;flip:y;z-index:251659264;visibility:visible;mso-wrap-style:square;mso-width-percent:0;mso-height-percent:0;mso-wrap-distance-left:9pt;mso-wrap-distance-top:0;mso-wrap-distance-right:9pt;mso-wrap-distance-bottom:0;mso-position-horizontal:right;mso-position-horizontal-relative:margin;mso-position-vertical:absolute;mso-position-vertical-relative:text;mso-width-percent:0;mso-height-percent:0;mso-width-relative:margin;mso-height-relative:margin" from="380.8pt,5.8pt" to="812.8pt,5.8pt" o:gfxdata="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" strokecolor="black [3200]" strokeweight="1pt">
                 <v:stroke joinstyle="miter"/>
@@ -1820,7 +1820,7 @@
           <w:headerReference w:type="default" r:id="rId8"/>
           <w:pgSz w:w="11906" w:h="16838" w:code="9"/>
           <w:pgMar w:top="2160" w:right="1440" w:bottom="1440" w:left="2160" w:header="720" w:footer="720" w:gutter="0"/>
-          <w:pgNumType w:start="128"/>
+          <w:pgNumType w:start="129"/>
           <w:cols w:space="720"/>
           <w:docGrid w:linePitch="360"/>
         </w:sectPr>
@@ -1884,7 +1884,7 @@
               </wp:anchor>
             </w:drawing>
           </mc:Choice>
-          <mc:Fallback xmlns:w16sdtfl="http://schemas.microsoft.com/office/word/2024/wordml/sdtformatlock" xmlns:w16du="http://schemas.microsoft.com/office/word/2023/wordml/word16du" xmlns:oel="http://schemas.microsoft.com/office/2019/extlst">
+          <mc:Fallback xmlns:oel="http://schemas.microsoft.com/office/2019/extlst" xmlns:w16du="http://schemas.microsoft.com/office/word/2023/wordml/word16du" xmlns:w16sdtfl="http://schemas.microsoft.com/office/word/2024/wordml/sdtformatlock">
             <w:pict>
               <v:line w14:anchorId="03DCCD75" id="ตัวเชื่อมต่อตรง 1" o:spid="_x0000_s1026" style="position:absolute;flip:y;z-index:251661312;visibility:visible;mso-wrap-style:square;mso-width-percent:0;mso-height-percent:0;mso-wrap-distance-left:9pt;mso-wrap-distance-top:0;mso-wrap-distance-right:9pt;mso-wrap-distance-bottom:0;mso-position-horizontal:right;mso-position-horizontal-relative:margin;mso-position-vertical:absolute;mso-position-vertical-relative:text;mso-width-percent:0;mso-height-percent:0;mso-width-relative:margin;mso-height-relative:margin" from="380.8pt,23.05pt" to="812.8pt,23.05pt" o:gfxdata="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" strokecolor="windowText" strokeweight="1pt">
                 <v:stroke joinstyle="miter"/>

--- a/15 แบบประเมินความพึงพอใจ ใหม่.docx
+++ b/15 แบบประเมินความพึงพอใจ ใหม่.docx
@@ -728,7 +728,7 @@
               </wp:anchor>
             </w:drawing>
           </mc:Choice>
-          <mc:Fallback xmlns:oel="http://schemas.microsoft.com/office/2019/extlst" xmlns:w16du="http://schemas.microsoft.com/office/word/2023/wordml/word16du" xmlns:w16sdtfl="http://schemas.microsoft.com/office/word/2024/wordml/sdtformatlock">
+          <mc:Fallback xmlns:w16sdtfl="http://schemas.microsoft.com/office/word/2024/wordml/sdtformatlock" xmlns:w16du="http://schemas.microsoft.com/office/word/2023/wordml/word16du" xmlns:oel="http://schemas.microsoft.com/office/2019/extlst">
             <w:pict>
               <v:line w14:anchorId="237DA779" id="ตัวเชื่อมต่อตรง 1" o:spid="_x0000_s1026" style="position:absolute;flip:y;z-index:251659264;visibility:visible;mso-wrap-style:square;mso-width-percent:0;mso-height-percent:0;mso-wrap-distance-left:9pt;mso-wrap-distance-top:0;mso-wrap-distance-right:9pt;mso-wrap-distance-bottom:0;mso-position-horizontal:right;mso-position-horizontal-relative:margin;mso-position-vertical:absolute;mso-position-vertical-relative:text;mso-width-percent:0;mso-height-percent:0;mso-width-relative:margin;mso-height-relative:margin" from="380.8pt,5.8pt" to="812.8pt,5.8pt" o:gfxdata="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" strokecolor="black [3200]" strokeweight="1pt">
                 <v:stroke joinstyle="miter"/>
@@ -1798,7 +1798,33 @@
           <w:szCs w:val="32"/>
           <w:cs/>
         </w:rPr>
-        <w:t xml:space="preserve">ชร์ และนายวัชรินทร์ สายนันท์ </w:t>
+        <w:t>ชร์</w:t>
+      </w:r>
+    </w:p>
+    <w:p>
+      <w:pPr>
+        <w:tabs>
+          <w:tab w:val="left" w:pos="1418"/>
+          <w:tab w:val="left" w:pos="1560"/>
+          <w:tab w:val="left" w:pos="2410"/>
+        </w:tabs>
+        <w:spacing w:after="0" w:line="240" w:lineRule="auto"/>
+        <w:ind w:firstLine="426"/>
+        <w:jc w:val="right"/>
+        <w:rPr>
+          <w:rFonts w:ascii="TH SarabunPSK" w:hAnsi="TH SarabunPSK" w:cs="TH SarabunPSK"/>
+          <w:sz w:val="32"/>
+          <w:szCs w:val="32"/>
+        </w:rPr>
+      </w:pPr>
+      <w:r>
+        <w:rPr>
+          <w:rFonts w:ascii="TH SarabunPSK" w:hAnsi="TH SarabunPSK" w:cs="TH SarabunPSK"/>
+          <w:sz w:val="32"/>
+          <w:szCs w:val="32"/>
+          <w:cs/>
+        </w:rPr>
+        <w:t xml:space="preserve">นายวัชรินทร์ สายนันท์ </w:t>
       </w:r>
     </w:p>
     <w:p>
@@ -1884,7 +1910,7 @@
               </wp:anchor>
             </w:drawing>
           </mc:Choice>
-          <mc:Fallback xmlns:oel="http://schemas.microsoft.com/office/2019/extlst" xmlns:w16du="http://schemas.microsoft.com/office/word/2023/wordml/word16du" xmlns:w16sdtfl="http://schemas.microsoft.com/office/word/2024/wordml/sdtformatlock">
+          <mc:Fallback xmlns:w16sdtfl="http://schemas.microsoft.com/office/word/2024/wordml/sdtformatlock" xmlns:w16du="http://schemas.microsoft.com/office/word/2023/wordml/word16du" xmlns:oel="http://schemas.microsoft.com/office/2019/extlst">
             <w:pict>
               <v:line w14:anchorId="03DCCD75" id="ตัวเชื่อมต่อตรง 1" o:spid="_x0000_s1026" style="position:absolute;flip:y;z-index:251661312;visibility:visible;mso-wrap-style:square;mso-width-percent:0;mso-height-percent:0;mso-wrap-distance-left:9pt;mso-wrap-distance-top:0;mso-wrap-distance-right:9pt;mso-wrap-distance-bottom:0;mso-position-horizontal:right;mso-position-horizontal-relative:margin;mso-position-vertical:absolute;mso-position-vertical-relative:text;mso-width-percent:0;mso-height-percent:0;mso-width-relative:margin;mso-height-relative:margin" from="380.8pt,23.05pt" to="812.8pt,23.05pt" o:gfxdata="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" strokecolor="windowText" strokeweight="1pt">
                 <v:stroke joinstyle="miter"/>

--- a/15 แบบประเมินความพึงพอใจ ใหม่.docx
+++ b/15 แบบประเมินความพึงพอใจ ใหม่.docx
@@ -728,7 +728,7 @@
               </wp:anchor>
             </w:drawing>
           </mc:Choice>
-          <mc:Fallback xmlns:w16sdtfl="http://schemas.microsoft.com/office/word/2024/wordml/sdtformatlock" xmlns:w16du="http://schemas.microsoft.com/office/word/2023/wordml/word16du" xmlns:oel="http://schemas.microsoft.com/office/2019/extlst">
+          <mc:Fallback xmlns:oel="http://schemas.microsoft.com/office/2019/extlst" xmlns:w16du="http://schemas.microsoft.com/office/word/2023/wordml/word16du" xmlns:w16sdtfl="http://schemas.microsoft.com/office/word/2024/wordml/sdtformatlock">
             <w:pict>
               <v:line w14:anchorId="237DA779" id="ตัวเชื่อมต่อตรง 1" o:spid="_x0000_s1026" style="position:absolute;flip:y;z-index:251659264;visibility:visible;mso-wrap-style:square;mso-width-percent:0;mso-height-percent:0;mso-wrap-distance-left:9pt;mso-wrap-distance-top:0;mso-wrap-distance-right:9pt;mso-wrap-distance-bottom:0;mso-position-horizontal:right;mso-position-horizontal-relative:margin;mso-position-vertical:absolute;mso-position-vertical-relative:text;mso-width-percent:0;mso-height-percent:0;mso-width-relative:margin;mso-height-relative:margin" from="380.8pt,5.8pt" to="812.8pt,5.8pt" o:gfxdata="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" strokecolor="black [3200]" strokeweight="1pt">
                 <v:stroke joinstyle="miter"/>
@@ -1846,7 +1846,7 @@
           <w:headerReference w:type="default" r:id="rId8"/>
           <w:pgSz w:w="11906" w:h="16838" w:code="9"/>
           <w:pgMar w:top="2160" w:right="1440" w:bottom="1440" w:left="2160" w:header="720" w:footer="720" w:gutter="0"/>
-          <w:pgNumType w:start="129"/>
+          <w:pgNumType w:start="121"/>
           <w:cols w:space="720"/>
           <w:docGrid w:linePitch="360"/>
         </w:sectPr>
@@ -1910,7 +1910,7 @@
               </wp:anchor>
             </w:drawing>
           </mc:Choice>
-          <mc:Fallback xmlns:w16sdtfl="http://schemas.microsoft.com/office/word/2024/wordml/sdtformatlock" xmlns:w16du="http://schemas.microsoft.com/office/word/2023/wordml/word16du" xmlns:oel="http://schemas.microsoft.com/office/2019/extlst">
+          <mc:Fallback xmlns:oel="http://schemas.microsoft.com/office/2019/extlst" xmlns:w16du="http://schemas.microsoft.com/office/word/2023/wordml/word16du" xmlns:w16sdtfl="http://schemas.microsoft.com/office/word/2024/wordml/sdtformatlock">
             <w:pict>
               <v:line w14:anchorId="03DCCD75" id="ตัวเชื่อมต่อตรง 1" o:spid="_x0000_s1026" style="position:absolute;flip:y;z-index:251661312;visibility:visible;mso-wrap-style:square;mso-width-percent:0;mso-height-percent:0;mso-wrap-distance-left:9pt;mso-wrap-distance-top:0;mso-wrap-distance-right:9pt;mso-wrap-distance-bottom:0;mso-position-horizontal:right;mso-position-horizontal-relative:margin;mso-position-vertical:absolute;mso-position-vertical-relative:text;mso-width-percent:0;mso-height-percent:0;mso-width-relative:margin;mso-height-relative:margin" from="380.8pt,23.05pt" to="812.8pt,23.05pt" o:gfxdata="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" strokecolor="windowText" strokeweight="1pt">
                 <v:stroke joinstyle="miter"/>
